--- a/Uwaycontech/实验例程/CC2530基础实验/4-CC2530 外部中断配置/实验指导书/4-CC2530 外部中断配置.docx
+++ b/Uwaycontech/实验例程/CC2530基础实验/4-CC2530 外部中断配置/实验指导书/4-CC2530 外部中断配置.docx
@@ -2881,7 +2881,25 @@
           <w:szCs w:val="21"/>
           <w:lang w:val="en-US" w:eastAsia="zh-CN"/>
         </w:rPr>
-        <w:t>uint8_t status = 0;</w:t>
+        <w:t>uint8_t sta</w:t>
+      </w:r>
+      <w:r>
+        <w:rPr>
+          <w:rFonts w:hint="eastAsia" w:ascii="宋体" w:hAnsi="宋体" w:cs="宋体"/>
+          <w:kern w:val="0"/>
+          <w:szCs w:val="21"/>
+          <w:lang w:val="en-US" w:eastAsia="zh-CN"/>
+        </w:rPr>
+        <w:t>te</w:t>
+      </w:r>
+      <w:r>
+        <w:rPr>
+          <w:rFonts w:hint="eastAsia" w:ascii="宋体" w:hAnsi="宋体" w:eastAsia="宋体" w:cs="宋体"/>
+          <w:kern w:val="0"/>
+          <w:szCs w:val="21"/>
+          <w:lang w:val="en-US" w:eastAsia="zh-CN"/>
+        </w:rPr>
+        <w:t xml:space="preserve"> = 0;</w:t>
       </w:r>
     </w:p>
     <w:p>
@@ -3389,7 +3407,61 @@
           <w:szCs w:val="21"/>
           <w:lang w:val="en-US" w:eastAsia="zh-CN"/>
         </w:rPr>
-        <w:t xml:space="preserve">    status = ~status;</w:t>
+        <w:t xml:space="preserve">    </w:t>
+      </w:r>
+      <w:r>
+        <w:rPr>
+          <w:rFonts w:hint="eastAsia" w:ascii="宋体" w:hAnsi="宋体" w:cs="宋体"/>
+          <w:kern w:val="0"/>
+          <w:szCs w:val="21"/>
+          <w:lang w:val="en-US" w:eastAsia="zh-CN"/>
+        </w:rPr>
+        <w:t>s</w:t>
+      </w:r>
+      <w:r>
+        <w:rPr>
+          <w:rFonts w:hint="eastAsia" w:ascii="宋体" w:hAnsi="宋体" w:eastAsia="宋体" w:cs="宋体"/>
+          <w:kern w:val="0"/>
+          <w:szCs w:val="21"/>
+          <w:lang w:val="en-US" w:eastAsia="zh-CN"/>
+        </w:rPr>
+        <w:t>tat</w:t>
+      </w:r>
+      <w:r>
+        <w:rPr>
+          <w:rFonts w:hint="eastAsia" w:ascii="宋体" w:hAnsi="宋体" w:cs="宋体"/>
+          <w:kern w:val="0"/>
+          <w:szCs w:val="21"/>
+          <w:lang w:val="en-US" w:eastAsia="zh-CN"/>
+        </w:rPr>
+        <w:t>e</w:t>
+      </w:r>
+      <w:r>
+        <w:rPr>
+          <w:rFonts w:hint="eastAsia" w:ascii="宋体" w:hAnsi="宋体" w:eastAsia="宋体" w:cs="宋体"/>
+          <w:kern w:val="0"/>
+          <w:szCs w:val="21"/>
+          <w:lang w:val="en-US" w:eastAsia="zh-CN"/>
+        </w:rPr>
+        <w:t xml:space="preserve"> = ~stat</w:t>
+      </w:r>
+      <w:r>
+        <w:rPr>
+          <w:rFonts w:hint="eastAsia" w:ascii="宋体" w:hAnsi="宋体" w:cs="宋体"/>
+          <w:kern w:val="0"/>
+          <w:szCs w:val="21"/>
+          <w:lang w:val="en-US" w:eastAsia="zh-CN"/>
+        </w:rPr>
+        <w:t>e</w:t>
+      </w:r>
+      <w:r>
+        <w:rPr>
+          <w:rFonts w:hint="eastAsia" w:ascii="宋体" w:hAnsi="宋体" w:eastAsia="宋体" w:cs="宋体"/>
+          <w:kern w:val="0"/>
+          <w:szCs w:val="21"/>
+          <w:lang w:val="en-US" w:eastAsia="zh-CN"/>
+        </w:rPr>
+        <w:t>;</w:t>
       </w:r>
       <w:r>
         <w:rPr>
@@ -3402,935 +3474,991 @@
       </w:r>
       <w:r>
         <w:rPr>
-          <w:rFonts w:hint="eastAsia" w:ascii="宋体" w:hAnsi="宋体" w:eastAsia="宋体" w:cs="宋体"/>
-          <w:kern w:val="0"/>
-          <w:szCs w:val="21"/>
-          <w:lang w:val="en-US" w:eastAsia="zh-CN"/>
-        </w:rPr>
-        <w:t>//改变状态</w:t>
-      </w:r>
-    </w:p>
-    <w:p>
-      <w:pPr>
-        <w:keepNext w:val="0"/>
-        <w:keepLines w:val="0"/>
-        <w:pageBreakBefore w:val="0"/>
-        <w:kinsoku/>
-        <w:wordWrap/>
-        <w:overflowPunct/>
-        <w:topLinePunct w:val="0"/>
-        <w:autoSpaceDE/>
-        <w:autoSpaceDN/>
-        <w:bidi w:val="0"/>
-        <w:adjustRightInd/>
-        <w:snapToGrid/>
-        <w:jc w:val="both"/>
-        <w:textAlignment w:val="auto"/>
-        <w:rPr>
-          <w:rFonts w:hint="eastAsia" w:ascii="宋体" w:hAnsi="宋体" w:eastAsia="宋体" w:cs="宋体"/>
-          <w:kern w:val="0"/>
-          <w:szCs w:val="21"/>
-          <w:lang w:val="en-US" w:eastAsia="zh-CN"/>
-        </w:rPr>
-      </w:pPr>
-      <w:r>
-        <w:rPr>
-          <w:rFonts w:hint="eastAsia" w:ascii="宋体" w:hAnsi="宋体" w:eastAsia="宋体" w:cs="宋体"/>
-          <w:kern w:val="0"/>
-          <w:szCs w:val="21"/>
-          <w:lang w:val="en-US" w:eastAsia="zh-CN"/>
-        </w:rPr>
-        <w:t xml:space="preserve">    led_proc(1,status);</w:t>
-      </w:r>
-    </w:p>
-    <w:p>
-      <w:pPr>
-        <w:keepNext w:val="0"/>
-        <w:keepLines w:val="0"/>
-        <w:pageBreakBefore w:val="0"/>
-        <w:kinsoku/>
-        <w:wordWrap/>
-        <w:overflowPunct/>
-        <w:topLinePunct w:val="0"/>
-        <w:autoSpaceDE/>
-        <w:autoSpaceDN/>
-        <w:bidi w:val="0"/>
-        <w:adjustRightInd/>
-        <w:snapToGrid/>
-        <w:jc w:val="both"/>
-        <w:textAlignment w:val="auto"/>
-        <w:rPr>
-          <w:rFonts w:hint="eastAsia" w:ascii="宋体" w:hAnsi="宋体" w:eastAsia="宋体" w:cs="宋体"/>
-          <w:kern w:val="0"/>
-          <w:szCs w:val="21"/>
-          <w:lang w:val="en-US" w:eastAsia="zh-CN"/>
-        </w:rPr>
-      </w:pPr>
-      <w:r>
-        <w:rPr>
-          <w:rFonts w:hint="eastAsia" w:ascii="宋体" w:hAnsi="宋体" w:eastAsia="宋体" w:cs="宋体"/>
-          <w:kern w:val="0"/>
-          <w:szCs w:val="21"/>
-          <w:lang w:val="en-US" w:eastAsia="zh-CN"/>
-        </w:rPr>
-        <w:t>}</w:t>
-      </w:r>
-    </w:p>
-    <w:p>
-      <w:pPr>
-        <w:keepNext w:val="0"/>
-        <w:keepLines w:val="0"/>
-        <w:pageBreakBefore w:val="0"/>
-        <w:widowControl w:val="0"/>
-        <w:kinsoku/>
-        <w:wordWrap/>
-        <w:overflowPunct/>
-        <w:topLinePunct w:val="0"/>
-        <w:autoSpaceDE/>
-        <w:autoSpaceDN/>
-        <w:bidi w:val="0"/>
-        <w:adjustRightInd/>
-        <w:snapToGrid/>
-        <w:ind w:firstLine="400" w:firstLineChars="200"/>
-        <w:jc w:val="both"/>
-        <w:textAlignment w:val="auto"/>
-        <w:rPr>
-          <w:rFonts w:hint="eastAsia" w:ascii="宋体" w:hAnsi="宋体" w:eastAsia="宋体" w:cs="宋体"/>
-          <w:kern w:val="0"/>
-          <w:szCs w:val="21"/>
-          <w:lang w:val="en-US" w:eastAsia="zh-CN"/>
-        </w:rPr>
-      </w:pPr>
-      <w:r>
-        <w:rPr>
-          <w:rFonts w:hint="eastAsia" w:ascii="宋体" w:hAnsi="宋体" w:eastAsia="宋体" w:cs="宋体"/>
-          <w:kern w:val="0"/>
-          <w:szCs w:val="21"/>
-          <w:lang w:val="en-US" w:eastAsia="zh-CN"/>
-        </w:rPr>
-        <w:t>执行完中断一定要消除中断标志，防止无法进入中断或一直卡在中断里。</w:t>
-      </w:r>
-    </w:p>
-    <w:p>
-      <w:pPr>
-        <w:keepNext w:val="0"/>
-        <w:keepLines w:val="0"/>
-        <w:pageBreakBefore w:val="0"/>
-        <w:kinsoku/>
-        <w:wordWrap/>
-        <w:overflowPunct/>
-        <w:topLinePunct w:val="0"/>
-        <w:autoSpaceDE/>
-        <w:autoSpaceDN/>
-        <w:bidi w:val="0"/>
-        <w:adjustRightInd/>
-        <w:snapToGrid/>
-        <w:jc w:val="both"/>
-        <w:textAlignment w:val="auto"/>
-        <w:rPr>
-          <w:rFonts w:hint="eastAsia" w:ascii="宋体" w:hAnsi="宋体" w:eastAsia="宋体" w:cs="宋体"/>
-          <w:kern w:val="0"/>
-          <w:szCs w:val="21"/>
-          <w:lang w:val="en-US" w:eastAsia="zh-CN"/>
-        </w:rPr>
-      </w:pPr>
-      <w:r>
-        <w:rPr>
-          <w:rFonts w:hint="eastAsia" w:ascii="宋体" w:hAnsi="宋体" w:eastAsia="宋体" w:cs="宋体"/>
-          <w:kern w:val="0"/>
-          <w:szCs w:val="21"/>
-          <w:lang w:val="en-US" w:eastAsia="zh-CN"/>
-        </w:rPr>
-        <w:t>P0IFG = 0;</w:t>
-      </w:r>
-    </w:p>
-    <w:p>
-      <w:pPr>
-        <w:keepNext w:val="0"/>
-        <w:keepLines w:val="0"/>
-        <w:pageBreakBefore w:val="0"/>
-        <w:kinsoku/>
-        <w:wordWrap/>
-        <w:overflowPunct/>
-        <w:topLinePunct w:val="0"/>
-        <w:autoSpaceDE/>
-        <w:autoSpaceDN/>
-        <w:bidi w:val="0"/>
-        <w:adjustRightInd/>
-        <w:snapToGrid/>
-        <w:jc w:val="both"/>
-        <w:textAlignment w:val="auto"/>
-        <w:rPr>
-          <w:rFonts w:hint="eastAsia" w:ascii="宋体" w:hAnsi="宋体" w:eastAsia="宋体" w:cs="宋体"/>
-          <w:kern w:val="0"/>
-          <w:szCs w:val="21"/>
-          <w:lang w:val="en-US" w:eastAsia="zh-CN"/>
-        </w:rPr>
-      </w:pPr>
-      <w:r>
-        <w:rPr>
-          <w:rFonts w:hint="eastAsia" w:ascii="宋体" w:hAnsi="宋体" w:eastAsia="宋体" w:cs="宋体"/>
-          <w:kern w:val="0"/>
-          <w:szCs w:val="21"/>
-          <w:lang w:val="en-US" w:eastAsia="zh-CN"/>
-        </w:rPr>
-        <w:t>P0IF = 0;</w:t>
-      </w:r>
-    </w:p>
-    <w:p>
-      <w:pPr>
-        <w:keepNext w:val="0"/>
-        <w:keepLines w:val="0"/>
-        <w:pageBreakBefore w:val="0"/>
-        <w:widowControl w:val="0"/>
-        <w:kinsoku/>
-        <w:wordWrap/>
-        <w:overflowPunct/>
-        <w:topLinePunct w:val="0"/>
-        <w:autoSpaceDE/>
-        <w:autoSpaceDN/>
-        <w:bidi w:val="0"/>
-        <w:adjustRightInd/>
-        <w:snapToGrid/>
-        <w:ind w:firstLine="400" w:firstLineChars="200"/>
-        <w:jc w:val="both"/>
-        <w:textAlignment w:val="auto"/>
-        <w:rPr>
-          <w:rFonts w:hint="eastAsia" w:ascii="宋体" w:hAnsi="宋体" w:eastAsia="宋体" w:cs="宋体"/>
-          <w:kern w:val="0"/>
-          <w:szCs w:val="21"/>
-          <w:lang w:val="en-US" w:eastAsia="zh-CN"/>
-        </w:rPr>
-      </w:pPr>
-      <w:r>
-        <w:rPr>
-          <w:rFonts w:hint="eastAsia" w:ascii="宋体" w:hAnsi="宋体" w:eastAsia="宋体" w:cs="宋体"/>
-          <w:kern w:val="0"/>
-          <w:szCs w:val="21"/>
-          <w:lang w:val="en-US" w:eastAsia="zh-CN"/>
-        </w:rPr>
-        <w:t>整合一下以上代码：</w:t>
-      </w:r>
-    </w:p>
-    <w:p>
-      <w:pPr>
-        <w:keepNext w:val="0"/>
-        <w:keepLines w:val="0"/>
-        <w:pageBreakBefore w:val="0"/>
-        <w:kinsoku/>
-        <w:wordWrap/>
-        <w:overflowPunct/>
-        <w:topLinePunct w:val="0"/>
-        <w:autoSpaceDE/>
-        <w:autoSpaceDN/>
-        <w:bidi w:val="0"/>
-        <w:adjustRightInd/>
-        <w:snapToGrid/>
-        <w:jc w:val="both"/>
-        <w:textAlignment w:val="auto"/>
-        <w:rPr>
-          <w:rFonts w:hint="eastAsia" w:ascii="宋体" w:hAnsi="宋体" w:eastAsia="宋体" w:cs="宋体"/>
-          <w:kern w:val="0"/>
-          <w:szCs w:val="21"/>
-          <w:lang w:val="en-US" w:eastAsia="zh-CN"/>
-        </w:rPr>
-      </w:pPr>
-      <w:r>
-        <w:rPr>
-          <w:rFonts w:hint="eastAsia" w:ascii="宋体" w:hAnsi="宋体" w:eastAsia="宋体" w:cs="宋体"/>
-          <w:kern w:val="0"/>
-          <w:szCs w:val="21"/>
-          <w:lang w:val="en-US" w:eastAsia="zh-CN"/>
-        </w:rPr>
-        <w:t>uint8_t status=0;</w:t>
-      </w:r>
-    </w:p>
-    <w:p>
-      <w:pPr>
-        <w:keepNext w:val="0"/>
-        <w:keepLines w:val="0"/>
-        <w:pageBreakBefore w:val="0"/>
-        <w:kinsoku/>
-        <w:wordWrap/>
-        <w:overflowPunct/>
-        <w:topLinePunct w:val="0"/>
-        <w:autoSpaceDE/>
-        <w:autoSpaceDN/>
-        <w:bidi w:val="0"/>
-        <w:adjustRightInd/>
-        <w:snapToGrid/>
-        <w:jc w:val="both"/>
-        <w:textAlignment w:val="auto"/>
-        <w:rPr>
-          <w:rFonts w:hint="eastAsia" w:ascii="宋体" w:hAnsi="宋体" w:eastAsia="宋体" w:cs="宋体"/>
-          <w:kern w:val="0"/>
-          <w:szCs w:val="21"/>
-          <w:lang w:val="en-US" w:eastAsia="zh-CN"/>
-        </w:rPr>
-      </w:pPr>
-      <w:r>
-        <w:rPr>
-          <w:rFonts w:hint="eastAsia" w:ascii="宋体" w:hAnsi="宋体" w:eastAsia="宋体" w:cs="宋体"/>
-          <w:kern w:val="0"/>
-          <w:szCs w:val="21"/>
-          <w:lang w:val="en-US" w:eastAsia="zh-CN"/>
-        </w:rPr>
-        <w:t>#pragma vector = P0INT_VECTOR</w:t>
-      </w:r>
-    </w:p>
-    <w:p>
-      <w:pPr>
-        <w:keepNext w:val="0"/>
-        <w:keepLines w:val="0"/>
-        <w:pageBreakBefore w:val="0"/>
-        <w:kinsoku/>
-        <w:wordWrap/>
-        <w:overflowPunct/>
-        <w:topLinePunct w:val="0"/>
-        <w:autoSpaceDE/>
-        <w:autoSpaceDN/>
-        <w:bidi w:val="0"/>
-        <w:adjustRightInd/>
-        <w:snapToGrid/>
-        <w:jc w:val="both"/>
-        <w:textAlignment w:val="auto"/>
-        <w:rPr>
-          <w:rFonts w:hint="eastAsia" w:ascii="宋体" w:hAnsi="宋体" w:eastAsia="宋体" w:cs="宋体"/>
-          <w:kern w:val="0"/>
-          <w:szCs w:val="21"/>
-          <w:lang w:val="en-US" w:eastAsia="zh-CN"/>
-        </w:rPr>
-      </w:pPr>
-      <w:r>
-        <w:rPr>
-          <w:rFonts w:hint="eastAsia" w:ascii="宋体" w:hAnsi="宋体" w:eastAsia="宋体" w:cs="宋体"/>
-          <w:kern w:val="0"/>
-          <w:szCs w:val="21"/>
-          <w:lang w:val="en-US" w:eastAsia="zh-CN"/>
-        </w:rPr>
-        <w:t>__interrupt void interrupt(void)</w:t>
-      </w:r>
-    </w:p>
-    <w:p>
-      <w:pPr>
-        <w:keepNext w:val="0"/>
-        <w:keepLines w:val="0"/>
-        <w:pageBreakBefore w:val="0"/>
-        <w:kinsoku/>
-        <w:wordWrap/>
-        <w:overflowPunct/>
-        <w:topLinePunct w:val="0"/>
-        <w:autoSpaceDE/>
-        <w:autoSpaceDN/>
-        <w:bidi w:val="0"/>
-        <w:adjustRightInd/>
-        <w:snapToGrid/>
-        <w:jc w:val="both"/>
-        <w:textAlignment w:val="auto"/>
-        <w:rPr>
-          <w:rFonts w:hint="eastAsia" w:ascii="宋体" w:hAnsi="宋体" w:eastAsia="宋体" w:cs="宋体"/>
-          <w:kern w:val="0"/>
-          <w:szCs w:val="21"/>
-          <w:lang w:val="en-US" w:eastAsia="zh-CN"/>
-        </w:rPr>
-      </w:pPr>
-      <w:r>
-        <w:rPr>
-          <w:rFonts w:hint="eastAsia" w:ascii="宋体" w:hAnsi="宋体" w:eastAsia="宋体" w:cs="宋体"/>
-          <w:kern w:val="0"/>
-          <w:szCs w:val="21"/>
-          <w:lang w:val="en-US" w:eastAsia="zh-CN"/>
-        </w:rPr>
-        <w:t>{</w:t>
-      </w:r>
-    </w:p>
-    <w:p>
-      <w:pPr>
-        <w:keepNext w:val="0"/>
-        <w:keepLines w:val="0"/>
-        <w:pageBreakBefore w:val="0"/>
-        <w:kinsoku/>
-        <w:wordWrap/>
-        <w:overflowPunct/>
-        <w:topLinePunct w:val="0"/>
-        <w:autoSpaceDE/>
-        <w:autoSpaceDN/>
-        <w:bidi w:val="0"/>
-        <w:adjustRightInd/>
-        <w:snapToGrid/>
-        <w:jc w:val="both"/>
-        <w:textAlignment w:val="auto"/>
-        <w:rPr>
-          <w:rFonts w:hint="eastAsia" w:ascii="宋体" w:hAnsi="宋体" w:eastAsia="宋体" w:cs="宋体"/>
-          <w:kern w:val="0"/>
-          <w:szCs w:val="21"/>
-          <w:lang w:val="en-US" w:eastAsia="zh-CN"/>
-        </w:rPr>
-      </w:pPr>
-      <w:r>
-        <w:rPr>
-          <w:rFonts w:hint="eastAsia" w:ascii="宋体" w:hAnsi="宋体" w:eastAsia="宋体" w:cs="宋体"/>
-          <w:kern w:val="0"/>
-          <w:szCs w:val="21"/>
-          <w:lang w:val="en-US" w:eastAsia="zh-CN"/>
-        </w:rPr>
-        <w:t xml:space="preserve">    if(P0IFG &amp; 0x01)</w:t>
-      </w:r>
-      <w:r>
-        <w:rPr>
-          <w:rFonts w:hint="eastAsia" w:ascii="宋体" w:hAnsi="宋体" w:eastAsia="宋体" w:cs="宋体"/>
+          <w:rFonts w:hint="eastAsia" w:ascii="宋体" w:hAnsi="宋体" w:cs="宋体"/>
           <w:kern w:val="0"/>
           <w:szCs w:val="21"/>
           <w:lang w:val="en-US" w:eastAsia="zh-CN"/>
         </w:rPr>
         <w:tab/>
-      </w:r>
-      <w:r>
-        <w:rPr>
-          <w:rFonts w:hint="eastAsia" w:ascii="宋体" w:hAnsi="宋体" w:eastAsia="宋体" w:cs="宋体"/>
-          <w:kern w:val="0"/>
-          <w:szCs w:val="21"/>
-          <w:lang w:val="en-US" w:eastAsia="zh-CN"/>
-        </w:rPr>
-        <w:tab/>
-      </w:r>
-      <w:r>
-        <w:rPr>
-          <w:rFonts w:hint="eastAsia" w:ascii="宋体" w:hAnsi="宋体" w:eastAsia="宋体" w:cs="宋体"/>
-          <w:kern w:val="0"/>
-          <w:szCs w:val="21"/>
-          <w:lang w:val="en-US" w:eastAsia="zh-CN"/>
-        </w:rPr>
-        <w:tab/>
-      </w:r>
-      <w:r>
-        <w:rPr>
-          <w:rFonts w:hint="eastAsia" w:ascii="宋体" w:hAnsi="宋体" w:eastAsia="宋体" w:cs="宋体"/>
-          <w:kern w:val="0"/>
-          <w:szCs w:val="21"/>
-          <w:lang w:val="en-US" w:eastAsia="zh-CN"/>
-        </w:rPr>
-        <w:t>//判断是否进入中断</w:t>
-      </w:r>
-    </w:p>
-    <w:p>
-      <w:pPr>
-        <w:keepNext w:val="0"/>
-        <w:keepLines w:val="0"/>
-        <w:pageBreakBefore w:val="0"/>
-        <w:kinsoku/>
-        <w:wordWrap/>
-        <w:overflowPunct/>
-        <w:topLinePunct w:val="0"/>
-        <w:autoSpaceDE/>
-        <w:autoSpaceDN/>
-        <w:bidi w:val="0"/>
-        <w:adjustRightInd/>
-        <w:snapToGrid/>
-        <w:jc w:val="both"/>
-        <w:textAlignment w:val="auto"/>
-        <w:rPr>
-          <w:rFonts w:hint="eastAsia" w:ascii="宋体" w:hAnsi="宋体" w:eastAsia="宋体" w:cs="宋体"/>
-          <w:kern w:val="0"/>
-          <w:szCs w:val="21"/>
-          <w:lang w:val="en-US" w:eastAsia="zh-CN"/>
-        </w:rPr>
-      </w:pPr>
-      <w:r>
-        <w:rPr>
-          <w:rFonts w:hint="eastAsia" w:ascii="宋体" w:hAnsi="宋体" w:eastAsia="宋体" w:cs="宋体"/>
-          <w:kern w:val="0"/>
-          <w:szCs w:val="21"/>
-          <w:lang w:val="en-US" w:eastAsia="zh-CN"/>
-        </w:rPr>
-        <w:t xml:space="preserve">    {</w:t>
-      </w:r>
-    </w:p>
-    <w:p>
-      <w:pPr>
-        <w:keepNext w:val="0"/>
-        <w:keepLines w:val="0"/>
-        <w:pageBreakBefore w:val="0"/>
-        <w:kinsoku/>
-        <w:wordWrap/>
-        <w:overflowPunct/>
-        <w:topLinePunct w:val="0"/>
-        <w:autoSpaceDE/>
-        <w:autoSpaceDN/>
-        <w:bidi w:val="0"/>
-        <w:adjustRightInd/>
-        <w:snapToGrid/>
-        <w:jc w:val="both"/>
-        <w:textAlignment w:val="auto"/>
-        <w:rPr>
-          <w:rFonts w:hint="eastAsia" w:ascii="宋体" w:hAnsi="宋体" w:eastAsia="宋体" w:cs="宋体"/>
-          <w:kern w:val="0"/>
-          <w:szCs w:val="21"/>
-          <w:lang w:val="en-US" w:eastAsia="zh-CN"/>
-        </w:rPr>
-      </w:pPr>
-      <w:r>
-        <w:rPr>
-          <w:rFonts w:hint="eastAsia" w:ascii="宋体" w:hAnsi="宋体" w:eastAsia="宋体" w:cs="宋体"/>
-          <w:kern w:val="0"/>
-          <w:szCs w:val="21"/>
-          <w:lang w:val="en-US" w:eastAsia="zh-CN"/>
-        </w:rPr>
-        <w:t xml:space="preserve">        delayms(10);</w:t>
-      </w:r>
-      <w:r>
-        <w:rPr>
-          <w:rFonts w:hint="eastAsia" w:ascii="宋体" w:hAnsi="宋体" w:eastAsia="宋体" w:cs="宋体"/>
-          <w:kern w:val="0"/>
-          <w:szCs w:val="21"/>
-          <w:lang w:val="en-US" w:eastAsia="zh-CN"/>
-        </w:rPr>
-        <w:tab/>
-      </w:r>
-      <w:r>
-        <w:rPr>
-          <w:rFonts w:hint="eastAsia" w:ascii="宋体" w:hAnsi="宋体" w:eastAsia="宋体" w:cs="宋体"/>
-          <w:kern w:val="0"/>
-          <w:szCs w:val="21"/>
-          <w:lang w:val="en-US" w:eastAsia="zh-CN"/>
-        </w:rPr>
-        <w:tab/>
-      </w:r>
-      <w:r>
-        <w:rPr>
-          <w:rFonts w:hint="eastAsia" w:ascii="宋体" w:hAnsi="宋体" w:eastAsia="宋体" w:cs="宋体"/>
-          <w:kern w:val="0"/>
-          <w:szCs w:val="21"/>
-          <w:lang w:val="en-US" w:eastAsia="zh-CN"/>
-        </w:rPr>
-        <w:tab/>
-      </w:r>
-      <w:r>
-        <w:rPr>
-          <w:rFonts w:hint="eastAsia" w:ascii="宋体" w:hAnsi="宋体" w:eastAsia="宋体" w:cs="宋体"/>
-          <w:kern w:val="0"/>
-          <w:szCs w:val="21"/>
-          <w:lang w:val="en-US" w:eastAsia="zh-CN"/>
-        </w:rPr>
-        <w:t>//按下消抖</w:t>
-      </w:r>
-    </w:p>
-    <w:p>
-      <w:pPr>
-        <w:keepNext w:val="0"/>
-        <w:keepLines w:val="0"/>
-        <w:pageBreakBefore w:val="0"/>
-        <w:kinsoku/>
-        <w:wordWrap/>
-        <w:overflowPunct/>
-        <w:topLinePunct w:val="0"/>
-        <w:autoSpaceDE/>
-        <w:autoSpaceDN/>
-        <w:bidi w:val="0"/>
-        <w:adjustRightInd/>
-        <w:snapToGrid/>
-        <w:jc w:val="both"/>
-        <w:textAlignment w:val="auto"/>
-        <w:rPr>
-          <w:rFonts w:hint="eastAsia" w:ascii="宋体" w:hAnsi="宋体" w:eastAsia="宋体" w:cs="宋体"/>
-          <w:kern w:val="0"/>
-          <w:szCs w:val="21"/>
-          <w:lang w:val="en-US" w:eastAsia="zh-CN"/>
-        </w:rPr>
-      </w:pPr>
-      <w:r>
-        <w:rPr>
-          <w:rFonts w:hint="eastAsia" w:ascii="宋体" w:hAnsi="宋体" w:eastAsia="宋体" w:cs="宋体"/>
-          <w:kern w:val="0"/>
-          <w:szCs w:val="21"/>
-          <w:lang w:val="en-US" w:eastAsia="zh-CN"/>
-        </w:rPr>
-        <w:t xml:space="preserve">        while(KEY1 == 0);</w:t>
-      </w:r>
-    </w:p>
-    <w:p>
-      <w:pPr>
-        <w:keepNext w:val="0"/>
-        <w:keepLines w:val="0"/>
-        <w:pageBreakBefore w:val="0"/>
-        <w:kinsoku/>
-        <w:wordWrap/>
-        <w:overflowPunct/>
-        <w:topLinePunct w:val="0"/>
-        <w:autoSpaceDE/>
-        <w:autoSpaceDN/>
-        <w:bidi w:val="0"/>
-        <w:adjustRightInd/>
-        <w:snapToGrid/>
-        <w:jc w:val="both"/>
-        <w:textAlignment w:val="auto"/>
-        <w:rPr>
-          <w:rFonts w:hint="eastAsia" w:ascii="宋体" w:hAnsi="宋体" w:eastAsia="宋体" w:cs="宋体"/>
-          <w:kern w:val="0"/>
-          <w:szCs w:val="21"/>
-          <w:lang w:val="en-US" w:eastAsia="zh-CN"/>
-        </w:rPr>
-      </w:pPr>
-      <w:r>
-        <w:rPr>
-          <w:rFonts w:hint="eastAsia" w:ascii="宋体" w:hAnsi="宋体" w:eastAsia="宋体" w:cs="宋体"/>
-          <w:kern w:val="0"/>
-          <w:szCs w:val="21"/>
-          <w:lang w:val="en-US" w:eastAsia="zh-CN"/>
-        </w:rPr>
-        <w:t xml:space="preserve">        delayms(10);</w:t>
-      </w:r>
-      <w:r>
-        <w:rPr>
-          <w:rFonts w:hint="eastAsia" w:ascii="宋体" w:hAnsi="宋体" w:eastAsia="宋体" w:cs="宋体"/>
-          <w:kern w:val="0"/>
-          <w:szCs w:val="21"/>
-          <w:lang w:val="en-US" w:eastAsia="zh-CN"/>
-        </w:rPr>
-        <w:tab/>
-      </w:r>
-      <w:r>
-        <w:rPr>
-          <w:rFonts w:hint="eastAsia" w:ascii="宋体" w:hAnsi="宋体" w:eastAsia="宋体" w:cs="宋体"/>
-          <w:kern w:val="0"/>
-          <w:szCs w:val="21"/>
-          <w:lang w:val="en-US" w:eastAsia="zh-CN"/>
-        </w:rPr>
-        <w:tab/>
-      </w:r>
-      <w:r>
-        <w:rPr>
-          <w:rFonts w:hint="eastAsia" w:ascii="宋体" w:hAnsi="宋体" w:eastAsia="宋体" w:cs="宋体"/>
-          <w:kern w:val="0"/>
-          <w:szCs w:val="21"/>
-          <w:lang w:val="en-US" w:eastAsia="zh-CN"/>
-        </w:rPr>
-        <w:tab/>
-      </w:r>
-      <w:r>
-        <w:rPr>
-          <w:rFonts w:hint="eastAsia" w:ascii="宋体" w:hAnsi="宋体" w:eastAsia="宋体" w:cs="宋体"/>
-          <w:kern w:val="0"/>
-          <w:szCs w:val="21"/>
-          <w:lang w:val="en-US" w:eastAsia="zh-CN"/>
-        </w:rPr>
-        <w:t>//释放消抖</w:t>
-      </w:r>
-    </w:p>
-    <w:p>
-      <w:pPr>
-        <w:keepNext w:val="0"/>
-        <w:keepLines w:val="0"/>
-        <w:pageBreakBefore w:val="0"/>
-        <w:kinsoku/>
-        <w:wordWrap/>
-        <w:overflowPunct/>
-        <w:topLinePunct w:val="0"/>
-        <w:autoSpaceDE/>
-        <w:autoSpaceDN/>
-        <w:bidi w:val="0"/>
-        <w:adjustRightInd/>
-        <w:snapToGrid/>
-        <w:jc w:val="both"/>
-        <w:textAlignment w:val="auto"/>
-        <w:rPr>
-          <w:rFonts w:hint="eastAsia" w:ascii="宋体" w:hAnsi="宋体" w:eastAsia="宋体" w:cs="宋体"/>
-          <w:kern w:val="0"/>
-          <w:szCs w:val="21"/>
-          <w:lang w:val="en-US" w:eastAsia="zh-CN"/>
-        </w:rPr>
-      </w:pPr>
-      <w:r>
-        <w:rPr>
-          <w:rFonts w:hint="eastAsia" w:ascii="宋体" w:hAnsi="宋体" w:eastAsia="宋体" w:cs="宋体"/>
-          <w:kern w:val="0"/>
-          <w:szCs w:val="21"/>
-          <w:lang w:val="en-US" w:eastAsia="zh-CN"/>
-        </w:rPr>
-        <w:t xml:space="preserve">        status = ~status;</w:t>
-      </w:r>
-      <w:r>
-        <w:rPr>
-          <w:rFonts w:hint="eastAsia" w:ascii="宋体" w:hAnsi="宋体" w:eastAsia="宋体" w:cs="宋体"/>
-          <w:kern w:val="0"/>
-          <w:szCs w:val="21"/>
-          <w:lang w:val="en-US" w:eastAsia="zh-CN"/>
-        </w:rPr>
-        <w:tab/>
-      </w:r>
-      <w:r>
-        <w:rPr>
-          <w:rFonts w:hint="eastAsia" w:ascii="宋体" w:hAnsi="宋体" w:eastAsia="宋体" w:cs="宋体"/>
-          <w:kern w:val="0"/>
-          <w:szCs w:val="21"/>
-          <w:lang w:val="en-US" w:eastAsia="zh-CN"/>
-        </w:rPr>
-        <w:t xml:space="preserve">    //改变状态</w:t>
-      </w:r>
-    </w:p>
-    <w:p>
-      <w:pPr>
-        <w:keepNext w:val="0"/>
-        <w:keepLines w:val="0"/>
-        <w:pageBreakBefore w:val="0"/>
-        <w:kinsoku/>
-        <w:wordWrap/>
-        <w:overflowPunct/>
-        <w:topLinePunct w:val="0"/>
-        <w:autoSpaceDE/>
-        <w:autoSpaceDN/>
-        <w:bidi w:val="0"/>
-        <w:adjustRightInd/>
-        <w:snapToGrid/>
-        <w:jc w:val="both"/>
-        <w:textAlignment w:val="auto"/>
-        <w:rPr>
-          <w:rFonts w:hint="eastAsia" w:ascii="宋体" w:hAnsi="宋体" w:eastAsia="宋体" w:cs="宋体"/>
-          <w:kern w:val="0"/>
-          <w:szCs w:val="21"/>
-          <w:lang w:val="en-US" w:eastAsia="zh-CN"/>
-        </w:rPr>
-      </w:pPr>
-      <w:r>
-        <w:rPr>
-          <w:rFonts w:hint="eastAsia" w:ascii="宋体" w:hAnsi="宋体" w:eastAsia="宋体" w:cs="宋体"/>
-          <w:kern w:val="0"/>
-          <w:szCs w:val="21"/>
-          <w:lang w:val="en-US" w:eastAsia="zh-CN"/>
-        </w:rPr>
-        <w:t xml:space="preserve">        led_proc(1,status);</w:t>
-      </w:r>
-    </w:p>
-    <w:p>
-      <w:pPr>
-        <w:keepNext w:val="0"/>
-        <w:keepLines w:val="0"/>
-        <w:pageBreakBefore w:val="0"/>
-        <w:kinsoku/>
-        <w:wordWrap/>
-        <w:overflowPunct/>
-        <w:topLinePunct w:val="0"/>
-        <w:autoSpaceDE/>
-        <w:autoSpaceDN/>
-        <w:bidi w:val="0"/>
-        <w:adjustRightInd/>
-        <w:snapToGrid/>
-        <w:jc w:val="both"/>
-        <w:textAlignment w:val="auto"/>
-        <w:rPr>
-          <w:rFonts w:hint="eastAsia" w:ascii="宋体" w:hAnsi="宋体" w:eastAsia="宋体" w:cs="宋体"/>
-          <w:kern w:val="0"/>
-          <w:szCs w:val="21"/>
-          <w:lang w:val="en-US" w:eastAsia="zh-CN"/>
-        </w:rPr>
-      </w:pPr>
-      <w:r>
-        <w:rPr>
-          <w:rFonts w:hint="eastAsia" w:ascii="宋体" w:hAnsi="宋体" w:eastAsia="宋体" w:cs="宋体"/>
-          <w:kern w:val="0"/>
-          <w:szCs w:val="21"/>
-          <w:lang w:val="en-US" w:eastAsia="zh-CN"/>
-        </w:rPr>
-        <w:t xml:space="preserve">    }</w:t>
-      </w:r>
-    </w:p>
-    <w:p>
-      <w:pPr>
-        <w:keepNext w:val="0"/>
-        <w:keepLines w:val="0"/>
-        <w:pageBreakBefore w:val="0"/>
-        <w:kinsoku/>
-        <w:wordWrap/>
-        <w:overflowPunct/>
-        <w:topLinePunct w:val="0"/>
-        <w:autoSpaceDE/>
-        <w:autoSpaceDN/>
-        <w:bidi w:val="0"/>
-        <w:adjustRightInd/>
-        <w:snapToGrid/>
-        <w:jc w:val="both"/>
-        <w:textAlignment w:val="auto"/>
-        <w:rPr>
-          <w:rFonts w:hint="eastAsia" w:ascii="宋体" w:hAnsi="宋体" w:eastAsia="宋体" w:cs="宋体"/>
-          <w:kern w:val="0"/>
-          <w:szCs w:val="21"/>
-          <w:lang w:val="en-US" w:eastAsia="zh-CN"/>
-        </w:rPr>
-      </w:pPr>
-      <w:r>
-        <w:rPr>
-          <w:rFonts w:hint="eastAsia" w:ascii="宋体" w:hAnsi="宋体" w:eastAsia="宋体" w:cs="宋体"/>
-          <w:kern w:val="0"/>
-          <w:szCs w:val="21"/>
-          <w:lang w:val="en-US" w:eastAsia="zh-CN"/>
-        </w:rPr>
-        <w:t xml:space="preserve">    //消除中断状态标志位</w:t>
-      </w:r>
-    </w:p>
-    <w:p>
-      <w:pPr>
-        <w:keepNext w:val="0"/>
-        <w:keepLines w:val="0"/>
-        <w:pageBreakBefore w:val="0"/>
-        <w:kinsoku/>
-        <w:wordWrap/>
-        <w:overflowPunct/>
-        <w:topLinePunct w:val="0"/>
-        <w:autoSpaceDE/>
-        <w:autoSpaceDN/>
-        <w:bidi w:val="0"/>
-        <w:adjustRightInd/>
-        <w:snapToGrid/>
-        <w:jc w:val="both"/>
-        <w:textAlignment w:val="auto"/>
-        <w:rPr>
-          <w:rFonts w:hint="eastAsia" w:ascii="宋体" w:hAnsi="宋体" w:eastAsia="宋体" w:cs="宋体"/>
-          <w:kern w:val="0"/>
-          <w:szCs w:val="21"/>
-          <w:lang w:val="en-US" w:eastAsia="zh-CN"/>
-        </w:rPr>
-      </w:pPr>
-      <w:r>
-        <w:rPr>
-          <w:rFonts w:hint="eastAsia" w:ascii="宋体" w:hAnsi="宋体" w:eastAsia="宋体" w:cs="宋体"/>
-          <w:kern w:val="0"/>
-          <w:szCs w:val="21"/>
-          <w:lang w:val="en-US" w:eastAsia="zh-CN"/>
-        </w:rPr>
-        <w:t xml:space="preserve">    P0IFG = 0;</w:t>
-      </w:r>
-    </w:p>
-    <w:p>
-      <w:pPr>
-        <w:keepNext w:val="0"/>
-        <w:keepLines w:val="0"/>
-        <w:pageBreakBefore w:val="0"/>
-        <w:kinsoku/>
-        <w:wordWrap/>
-        <w:overflowPunct/>
-        <w:topLinePunct w:val="0"/>
-        <w:autoSpaceDE/>
-        <w:autoSpaceDN/>
-        <w:bidi w:val="0"/>
-        <w:adjustRightInd/>
-        <w:snapToGrid/>
-        <w:jc w:val="both"/>
-        <w:textAlignment w:val="auto"/>
-        <w:rPr>
-          <w:rFonts w:hint="eastAsia" w:ascii="宋体" w:hAnsi="宋体" w:eastAsia="宋体" w:cs="宋体"/>
-          <w:kern w:val="0"/>
-          <w:szCs w:val="21"/>
-          <w:lang w:val="en-US" w:eastAsia="zh-CN"/>
-        </w:rPr>
-      </w:pPr>
-      <w:r>
-        <w:rPr>
-          <w:rFonts w:hint="eastAsia" w:ascii="宋体" w:hAnsi="宋体" w:eastAsia="宋体" w:cs="宋体"/>
-          <w:kern w:val="0"/>
-          <w:szCs w:val="21"/>
-          <w:lang w:val="en-US" w:eastAsia="zh-CN"/>
-        </w:rPr>
-        <w:t xml:space="preserve">    P0IF = 0;</w:t>
-      </w:r>
-    </w:p>
-    <w:p>
-      <w:pPr>
-        <w:keepNext w:val="0"/>
-        <w:keepLines w:val="0"/>
-        <w:pageBreakBefore w:val="0"/>
-        <w:kinsoku/>
-        <w:wordWrap/>
-        <w:overflowPunct/>
-        <w:topLinePunct w:val="0"/>
-        <w:autoSpaceDE/>
-        <w:autoSpaceDN/>
-        <w:bidi w:val="0"/>
-        <w:adjustRightInd/>
-        <w:snapToGrid/>
-        <w:jc w:val="both"/>
-        <w:textAlignment w:val="auto"/>
-        <w:rPr>
-          <w:rFonts w:hint="eastAsia" w:ascii="宋体" w:hAnsi="宋体" w:eastAsia="宋体" w:cs="宋体"/>
-          <w:kern w:val="0"/>
-          <w:szCs w:val="21"/>
-          <w:lang w:val="en-US" w:eastAsia="zh-CN"/>
-        </w:rPr>
-      </w:pPr>
-      <w:r>
-        <w:rPr>
-          <w:rFonts w:hint="eastAsia" w:ascii="宋体" w:hAnsi="宋体" w:eastAsia="宋体" w:cs="宋体"/>
-          <w:kern w:val="0"/>
-          <w:szCs w:val="21"/>
-          <w:lang w:val="en-US" w:eastAsia="zh-CN"/>
-        </w:rPr>
-        <w:t>}</w:t>
-      </w:r>
-    </w:p>
-    <w:p>
-      <w:pPr>
-        <w:keepNext w:val="0"/>
-        <w:keepLines w:val="0"/>
-        <w:pageBreakBefore w:val="0"/>
-        <w:kinsoku/>
-        <w:wordWrap/>
-        <w:overflowPunct/>
-        <w:topLinePunct w:val="0"/>
-        <w:autoSpaceDE/>
-        <w:autoSpaceDN/>
-        <w:bidi w:val="0"/>
-        <w:adjustRightInd/>
-        <w:snapToGrid/>
-        <w:jc w:val="center"/>
-        <w:textAlignment w:val="auto"/>
-        <w:rPr>
-          <w:rFonts w:hint="eastAsia" w:ascii="宋体" w:hAnsi="宋体" w:eastAsia="宋体" w:cs="宋体"/>
-        </w:rPr>
-      </w:pPr>
-      <w:r>
-        <w:drawing>
-          <wp:inline distT="0" distB="0" distL="114300" distR="114300">
-            <wp:extent cx="3587750" cy="3816350"/>
-            <wp:effectExtent l="0" t="0" r="6350" b="6350"/>
-            <wp:docPr id="7" name="图片 1"/>
-            <wp:cNvGraphicFramePr>
-              <a:graphicFrameLocks xmlns:a="http://schemas.openxmlformats.org/drawingml/2006/main" noChangeAspect="1"/>
-            </wp:cNvGraphicFramePr>
-            <a:graphic xmlns:a="http://schemas.openxmlformats.org/drawingml/2006/main">
-              <a:graphicData uri="http://schemas.openxmlformats.org/drawingml/2006/picture">
-                <pic:pic xmlns:pic="http://schemas.openxmlformats.org/drawingml/2006/picture">
-                  <pic:nvPicPr>
-                    <pic:cNvPr id="7" name="图片 1"/>
-                    <pic:cNvPicPr>
-                      <a:picLocks noChangeAspect="1"/>
-                    </pic:cNvPicPr>
-                  </pic:nvPicPr>
-                  <pic:blipFill>
-                    <a:blip r:embed="rId10"/>
-                    <a:stretch>
-                      <a:fillRect/>
-                    </a:stretch>
-                  </pic:blipFill>
-                  <pic:spPr>
-                    <a:xfrm>
-                      <a:off x="0" y="0"/>
-                      <a:ext cx="3587750" cy="3816350"/>
-                    </a:xfrm>
-                    <a:prstGeom prst="rect">
-                      <a:avLst/>
-                    </a:prstGeom>
-                    <a:noFill/>
-                    <a:ln>
-                      <a:noFill/>
-                    </a:ln>
-                  </pic:spPr>
-                </pic:pic>
-              </a:graphicData>
-            </a:graphic>
-          </wp:inline>
-        </w:drawing>
       </w:r>
       <w:bookmarkStart w:id="0" w:name="_GoBack"/>
       <w:bookmarkEnd w:id="0"/>
+      <w:r>
+        <w:rPr>
+          <w:rFonts w:hint="eastAsia" w:ascii="宋体" w:hAnsi="宋体" w:eastAsia="宋体" w:cs="宋体"/>
+          <w:kern w:val="0"/>
+          <w:szCs w:val="21"/>
+          <w:lang w:val="en-US" w:eastAsia="zh-CN"/>
+        </w:rPr>
+        <w:t>//改变状态</w:t>
+      </w:r>
+    </w:p>
+    <w:p>
+      <w:pPr>
+        <w:keepNext w:val="0"/>
+        <w:keepLines w:val="0"/>
+        <w:pageBreakBefore w:val="0"/>
+        <w:kinsoku/>
+        <w:wordWrap/>
+        <w:overflowPunct/>
+        <w:topLinePunct w:val="0"/>
+        <w:autoSpaceDE/>
+        <w:autoSpaceDN/>
+        <w:bidi w:val="0"/>
+        <w:adjustRightInd/>
+        <w:snapToGrid/>
+        <w:jc w:val="both"/>
+        <w:textAlignment w:val="auto"/>
+        <w:rPr>
+          <w:rFonts w:hint="eastAsia" w:ascii="宋体" w:hAnsi="宋体" w:eastAsia="宋体" w:cs="宋体"/>
+          <w:kern w:val="0"/>
+          <w:szCs w:val="21"/>
+          <w:lang w:val="en-US" w:eastAsia="zh-CN"/>
+        </w:rPr>
+      </w:pPr>
+      <w:r>
+        <w:rPr>
+          <w:rFonts w:hint="eastAsia" w:ascii="宋体" w:hAnsi="宋体" w:eastAsia="宋体" w:cs="宋体"/>
+          <w:kern w:val="0"/>
+          <w:szCs w:val="21"/>
+          <w:lang w:val="en-US" w:eastAsia="zh-CN"/>
+        </w:rPr>
+        <w:t xml:space="preserve">    led_proc(1,stat</w:t>
+      </w:r>
+      <w:r>
+        <w:rPr>
+          <w:rFonts w:hint="eastAsia" w:ascii="宋体" w:hAnsi="宋体" w:cs="宋体"/>
+          <w:kern w:val="0"/>
+          <w:szCs w:val="21"/>
+          <w:lang w:val="en-US" w:eastAsia="zh-CN"/>
+        </w:rPr>
+        <w:t>e</w:t>
+      </w:r>
+      <w:r>
+        <w:rPr>
+          <w:rFonts w:hint="eastAsia" w:ascii="宋体" w:hAnsi="宋体" w:eastAsia="宋体" w:cs="宋体"/>
+          <w:kern w:val="0"/>
+          <w:szCs w:val="21"/>
+          <w:lang w:val="en-US" w:eastAsia="zh-CN"/>
+        </w:rPr>
+        <w:t>);</w:t>
+      </w:r>
+    </w:p>
+    <w:p>
+      <w:pPr>
+        <w:keepNext w:val="0"/>
+        <w:keepLines w:val="0"/>
+        <w:pageBreakBefore w:val="0"/>
+        <w:kinsoku/>
+        <w:wordWrap/>
+        <w:overflowPunct/>
+        <w:topLinePunct w:val="0"/>
+        <w:autoSpaceDE/>
+        <w:autoSpaceDN/>
+        <w:bidi w:val="0"/>
+        <w:adjustRightInd/>
+        <w:snapToGrid/>
+        <w:jc w:val="both"/>
+        <w:textAlignment w:val="auto"/>
+        <w:rPr>
+          <w:rFonts w:hint="eastAsia" w:ascii="宋体" w:hAnsi="宋体" w:eastAsia="宋体" w:cs="宋体"/>
+          <w:kern w:val="0"/>
+          <w:szCs w:val="21"/>
+          <w:lang w:val="en-US" w:eastAsia="zh-CN"/>
+        </w:rPr>
+      </w:pPr>
+      <w:r>
+        <w:rPr>
+          <w:rFonts w:hint="eastAsia" w:ascii="宋体" w:hAnsi="宋体" w:eastAsia="宋体" w:cs="宋体"/>
+          <w:kern w:val="0"/>
+          <w:szCs w:val="21"/>
+          <w:lang w:val="en-US" w:eastAsia="zh-CN"/>
+        </w:rPr>
+        <w:t>}</w:t>
+      </w:r>
+    </w:p>
+    <w:p>
+      <w:pPr>
+        <w:keepNext w:val="0"/>
+        <w:keepLines w:val="0"/>
+        <w:pageBreakBefore w:val="0"/>
+        <w:widowControl w:val="0"/>
+        <w:kinsoku/>
+        <w:wordWrap/>
+        <w:overflowPunct/>
+        <w:topLinePunct w:val="0"/>
+        <w:autoSpaceDE/>
+        <w:autoSpaceDN/>
+        <w:bidi w:val="0"/>
+        <w:adjustRightInd/>
+        <w:snapToGrid/>
+        <w:ind w:firstLine="400" w:firstLineChars="200"/>
+        <w:jc w:val="both"/>
+        <w:textAlignment w:val="auto"/>
+        <w:rPr>
+          <w:rFonts w:hint="eastAsia" w:ascii="宋体" w:hAnsi="宋体" w:eastAsia="宋体" w:cs="宋体"/>
+          <w:kern w:val="0"/>
+          <w:szCs w:val="21"/>
+          <w:lang w:val="en-US" w:eastAsia="zh-CN"/>
+        </w:rPr>
+      </w:pPr>
+      <w:r>
+        <w:rPr>
+          <w:rFonts w:hint="eastAsia" w:ascii="宋体" w:hAnsi="宋体" w:eastAsia="宋体" w:cs="宋体"/>
+          <w:kern w:val="0"/>
+          <w:szCs w:val="21"/>
+          <w:lang w:val="en-US" w:eastAsia="zh-CN"/>
+        </w:rPr>
+        <w:t>执行完中断一定要消除中断标志，防止无法进入中断或一直卡在中断里。</w:t>
+      </w:r>
+    </w:p>
+    <w:p>
+      <w:pPr>
+        <w:keepNext w:val="0"/>
+        <w:keepLines w:val="0"/>
+        <w:pageBreakBefore w:val="0"/>
+        <w:kinsoku/>
+        <w:wordWrap/>
+        <w:overflowPunct/>
+        <w:topLinePunct w:val="0"/>
+        <w:autoSpaceDE/>
+        <w:autoSpaceDN/>
+        <w:bidi w:val="0"/>
+        <w:adjustRightInd/>
+        <w:snapToGrid/>
+        <w:jc w:val="both"/>
+        <w:textAlignment w:val="auto"/>
+        <w:rPr>
+          <w:rFonts w:hint="eastAsia" w:ascii="宋体" w:hAnsi="宋体" w:eastAsia="宋体" w:cs="宋体"/>
+          <w:kern w:val="0"/>
+          <w:szCs w:val="21"/>
+          <w:lang w:val="en-US" w:eastAsia="zh-CN"/>
+        </w:rPr>
+      </w:pPr>
+      <w:r>
+        <w:rPr>
+          <w:rFonts w:hint="eastAsia" w:ascii="宋体" w:hAnsi="宋体" w:eastAsia="宋体" w:cs="宋体"/>
+          <w:kern w:val="0"/>
+          <w:szCs w:val="21"/>
+          <w:lang w:val="en-US" w:eastAsia="zh-CN"/>
+        </w:rPr>
+        <w:t>P0IFG = 0;</w:t>
+      </w:r>
+    </w:p>
+    <w:p>
+      <w:pPr>
+        <w:keepNext w:val="0"/>
+        <w:keepLines w:val="0"/>
+        <w:pageBreakBefore w:val="0"/>
+        <w:kinsoku/>
+        <w:wordWrap/>
+        <w:overflowPunct/>
+        <w:topLinePunct w:val="0"/>
+        <w:autoSpaceDE/>
+        <w:autoSpaceDN/>
+        <w:bidi w:val="0"/>
+        <w:adjustRightInd/>
+        <w:snapToGrid/>
+        <w:jc w:val="both"/>
+        <w:textAlignment w:val="auto"/>
+        <w:rPr>
+          <w:rFonts w:hint="eastAsia" w:ascii="宋体" w:hAnsi="宋体" w:eastAsia="宋体" w:cs="宋体"/>
+          <w:kern w:val="0"/>
+          <w:szCs w:val="21"/>
+          <w:lang w:val="en-US" w:eastAsia="zh-CN"/>
+        </w:rPr>
+      </w:pPr>
+      <w:r>
+        <w:rPr>
+          <w:rFonts w:hint="eastAsia" w:ascii="宋体" w:hAnsi="宋体" w:eastAsia="宋体" w:cs="宋体"/>
+          <w:kern w:val="0"/>
+          <w:szCs w:val="21"/>
+          <w:lang w:val="en-US" w:eastAsia="zh-CN"/>
+        </w:rPr>
+        <w:t>P0IF = 0;</w:t>
+      </w:r>
+    </w:p>
+    <w:p>
+      <w:pPr>
+        <w:keepNext w:val="0"/>
+        <w:keepLines w:val="0"/>
+        <w:pageBreakBefore w:val="0"/>
+        <w:widowControl w:val="0"/>
+        <w:kinsoku/>
+        <w:wordWrap/>
+        <w:overflowPunct/>
+        <w:topLinePunct w:val="0"/>
+        <w:autoSpaceDE/>
+        <w:autoSpaceDN/>
+        <w:bidi w:val="0"/>
+        <w:adjustRightInd/>
+        <w:snapToGrid/>
+        <w:ind w:firstLine="400" w:firstLineChars="200"/>
+        <w:jc w:val="both"/>
+        <w:textAlignment w:val="auto"/>
+        <w:rPr>
+          <w:rFonts w:hint="eastAsia" w:ascii="宋体" w:hAnsi="宋体" w:eastAsia="宋体" w:cs="宋体"/>
+          <w:kern w:val="0"/>
+          <w:szCs w:val="21"/>
+          <w:lang w:val="en-US" w:eastAsia="zh-CN"/>
+        </w:rPr>
+      </w:pPr>
+      <w:r>
+        <w:rPr>
+          <w:rFonts w:hint="eastAsia" w:ascii="宋体" w:hAnsi="宋体" w:eastAsia="宋体" w:cs="宋体"/>
+          <w:kern w:val="0"/>
+          <w:szCs w:val="21"/>
+          <w:lang w:val="en-US" w:eastAsia="zh-CN"/>
+        </w:rPr>
+        <w:t>整合一下以上代码：</w:t>
+      </w:r>
+    </w:p>
+    <w:p>
+      <w:pPr>
+        <w:keepNext w:val="0"/>
+        <w:keepLines w:val="0"/>
+        <w:pageBreakBefore w:val="0"/>
+        <w:kinsoku/>
+        <w:wordWrap/>
+        <w:overflowPunct/>
+        <w:topLinePunct w:val="0"/>
+        <w:autoSpaceDE/>
+        <w:autoSpaceDN/>
+        <w:bidi w:val="0"/>
+        <w:adjustRightInd/>
+        <w:snapToGrid/>
+        <w:jc w:val="both"/>
+        <w:textAlignment w:val="auto"/>
+        <w:rPr>
+          <w:rFonts w:hint="eastAsia" w:ascii="宋体" w:hAnsi="宋体" w:eastAsia="宋体" w:cs="宋体"/>
+          <w:kern w:val="0"/>
+          <w:szCs w:val="21"/>
+          <w:lang w:val="en-US" w:eastAsia="zh-CN"/>
+        </w:rPr>
+      </w:pPr>
+      <w:r>
+        <w:rPr>
+          <w:rFonts w:hint="eastAsia" w:ascii="宋体" w:hAnsi="宋体" w:eastAsia="宋体" w:cs="宋体"/>
+          <w:kern w:val="0"/>
+          <w:szCs w:val="21"/>
+          <w:lang w:val="en-US" w:eastAsia="zh-CN"/>
+        </w:rPr>
+        <w:t>uint8_t stat</w:t>
+      </w:r>
+      <w:r>
+        <w:rPr>
+          <w:rFonts w:hint="eastAsia" w:ascii="宋体" w:hAnsi="宋体" w:cs="宋体"/>
+          <w:kern w:val="0"/>
+          <w:szCs w:val="21"/>
+          <w:lang w:val="en-US" w:eastAsia="zh-CN"/>
+        </w:rPr>
+        <w:t>e</w:t>
+      </w:r>
+      <w:r>
+        <w:rPr>
+          <w:rFonts w:hint="eastAsia" w:ascii="宋体" w:hAnsi="宋体" w:eastAsia="宋体" w:cs="宋体"/>
+          <w:kern w:val="0"/>
+          <w:szCs w:val="21"/>
+          <w:lang w:val="en-US" w:eastAsia="zh-CN"/>
+        </w:rPr>
+        <w:t>=0;</w:t>
+      </w:r>
+    </w:p>
+    <w:p>
+      <w:pPr>
+        <w:keepNext w:val="0"/>
+        <w:keepLines w:val="0"/>
+        <w:pageBreakBefore w:val="0"/>
+        <w:kinsoku/>
+        <w:wordWrap/>
+        <w:overflowPunct/>
+        <w:topLinePunct w:val="0"/>
+        <w:autoSpaceDE/>
+        <w:autoSpaceDN/>
+        <w:bidi w:val="0"/>
+        <w:adjustRightInd/>
+        <w:snapToGrid/>
+        <w:jc w:val="both"/>
+        <w:textAlignment w:val="auto"/>
+        <w:rPr>
+          <w:rFonts w:hint="eastAsia" w:ascii="宋体" w:hAnsi="宋体" w:eastAsia="宋体" w:cs="宋体"/>
+          <w:kern w:val="0"/>
+          <w:szCs w:val="21"/>
+          <w:lang w:val="en-US" w:eastAsia="zh-CN"/>
+        </w:rPr>
+      </w:pPr>
+      <w:r>
+        <w:rPr>
+          <w:rFonts w:hint="eastAsia" w:ascii="宋体" w:hAnsi="宋体" w:eastAsia="宋体" w:cs="宋体"/>
+          <w:kern w:val="0"/>
+          <w:szCs w:val="21"/>
+          <w:lang w:val="en-US" w:eastAsia="zh-CN"/>
+        </w:rPr>
+        <w:t>#pragma vector = P0INT_VECTOR</w:t>
+      </w:r>
+    </w:p>
+    <w:p>
+      <w:pPr>
+        <w:keepNext w:val="0"/>
+        <w:keepLines w:val="0"/>
+        <w:pageBreakBefore w:val="0"/>
+        <w:kinsoku/>
+        <w:wordWrap/>
+        <w:overflowPunct/>
+        <w:topLinePunct w:val="0"/>
+        <w:autoSpaceDE/>
+        <w:autoSpaceDN/>
+        <w:bidi w:val="0"/>
+        <w:adjustRightInd/>
+        <w:snapToGrid/>
+        <w:jc w:val="both"/>
+        <w:textAlignment w:val="auto"/>
+        <w:rPr>
+          <w:rFonts w:hint="eastAsia" w:ascii="宋体" w:hAnsi="宋体" w:eastAsia="宋体" w:cs="宋体"/>
+          <w:kern w:val="0"/>
+          <w:szCs w:val="21"/>
+          <w:lang w:val="en-US" w:eastAsia="zh-CN"/>
+        </w:rPr>
+      </w:pPr>
+      <w:r>
+        <w:rPr>
+          <w:rFonts w:hint="eastAsia" w:ascii="宋体" w:hAnsi="宋体" w:eastAsia="宋体" w:cs="宋体"/>
+          <w:kern w:val="0"/>
+          <w:szCs w:val="21"/>
+          <w:lang w:val="en-US" w:eastAsia="zh-CN"/>
+        </w:rPr>
+        <w:t>__interrupt void interrupt(void)</w:t>
+      </w:r>
+    </w:p>
+    <w:p>
+      <w:pPr>
+        <w:keepNext w:val="0"/>
+        <w:keepLines w:val="0"/>
+        <w:pageBreakBefore w:val="0"/>
+        <w:kinsoku/>
+        <w:wordWrap/>
+        <w:overflowPunct/>
+        <w:topLinePunct w:val="0"/>
+        <w:autoSpaceDE/>
+        <w:autoSpaceDN/>
+        <w:bidi w:val="0"/>
+        <w:adjustRightInd/>
+        <w:snapToGrid/>
+        <w:jc w:val="both"/>
+        <w:textAlignment w:val="auto"/>
+        <w:rPr>
+          <w:rFonts w:hint="eastAsia" w:ascii="宋体" w:hAnsi="宋体" w:eastAsia="宋体" w:cs="宋体"/>
+          <w:kern w:val="0"/>
+          <w:szCs w:val="21"/>
+          <w:lang w:val="en-US" w:eastAsia="zh-CN"/>
+        </w:rPr>
+      </w:pPr>
+      <w:r>
+        <w:rPr>
+          <w:rFonts w:hint="eastAsia" w:ascii="宋体" w:hAnsi="宋体" w:eastAsia="宋体" w:cs="宋体"/>
+          <w:kern w:val="0"/>
+          <w:szCs w:val="21"/>
+          <w:lang w:val="en-US" w:eastAsia="zh-CN"/>
+        </w:rPr>
+        <w:t>{</w:t>
+      </w:r>
+    </w:p>
+    <w:p>
+      <w:pPr>
+        <w:keepNext w:val="0"/>
+        <w:keepLines w:val="0"/>
+        <w:pageBreakBefore w:val="0"/>
+        <w:kinsoku/>
+        <w:wordWrap/>
+        <w:overflowPunct/>
+        <w:topLinePunct w:val="0"/>
+        <w:autoSpaceDE/>
+        <w:autoSpaceDN/>
+        <w:bidi w:val="0"/>
+        <w:adjustRightInd/>
+        <w:snapToGrid/>
+        <w:jc w:val="both"/>
+        <w:textAlignment w:val="auto"/>
+        <w:rPr>
+          <w:rFonts w:hint="eastAsia" w:ascii="宋体" w:hAnsi="宋体" w:eastAsia="宋体" w:cs="宋体"/>
+          <w:kern w:val="0"/>
+          <w:szCs w:val="21"/>
+          <w:lang w:val="en-US" w:eastAsia="zh-CN"/>
+        </w:rPr>
+      </w:pPr>
+      <w:r>
+        <w:rPr>
+          <w:rFonts w:hint="eastAsia" w:ascii="宋体" w:hAnsi="宋体" w:eastAsia="宋体" w:cs="宋体"/>
+          <w:kern w:val="0"/>
+          <w:szCs w:val="21"/>
+          <w:lang w:val="en-US" w:eastAsia="zh-CN"/>
+        </w:rPr>
+        <w:t xml:space="preserve">    if(P0IFG &amp; 0x01)</w:t>
+      </w:r>
+      <w:r>
+        <w:rPr>
+          <w:rFonts w:hint="eastAsia" w:ascii="宋体" w:hAnsi="宋体" w:eastAsia="宋体" w:cs="宋体"/>
+          <w:kern w:val="0"/>
+          <w:szCs w:val="21"/>
+          <w:lang w:val="en-US" w:eastAsia="zh-CN"/>
+        </w:rPr>
+        <w:tab/>
+      </w:r>
+      <w:r>
+        <w:rPr>
+          <w:rFonts w:hint="eastAsia" w:ascii="宋体" w:hAnsi="宋体" w:eastAsia="宋体" w:cs="宋体"/>
+          <w:kern w:val="0"/>
+          <w:szCs w:val="21"/>
+          <w:lang w:val="en-US" w:eastAsia="zh-CN"/>
+        </w:rPr>
+        <w:tab/>
+      </w:r>
+      <w:r>
+        <w:rPr>
+          <w:rFonts w:hint="eastAsia" w:ascii="宋体" w:hAnsi="宋体" w:eastAsia="宋体" w:cs="宋体"/>
+          <w:kern w:val="0"/>
+          <w:szCs w:val="21"/>
+          <w:lang w:val="en-US" w:eastAsia="zh-CN"/>
+        </w:rPr>
+        <w:tab/>
+      </w:r>
+      <w:r>
+        <w:rPr>
+          <w:rFonts w:hint="eastAsia" w:ascii="宋体" w:hAnsi="宋体" w:eastAsia="宋体" w:cs="宋体"/>
+          <w:kern w:val="0"/>
+          <w:szCs w:val="21"/>
+          <w:lang w:val="en-US" w:eastAsia="zh-CN"/>
+        </w:rPr>
+        <w:t>//判断是否进入中断</w:t>
+      </w:r>
+    </w:p>
+    <w:p>
+      <w:pPr>
+        <w:keepNext w:val="0"/>
+        <w:keepLines w:val="0"/>
+        <w:pageBreakBefore w:val="0"/>
+        <w:kinsoku/>
+        <w:wordWrap/>
+        <w:overflowPunct/>
+        <w:topLinePunct w:val="0"/>
+        <w:autoSpaceDE/>
+        <w:autoSpaceDN/>
+        <w:bidi w:val="0"/>
+        <w:adjustRightInd/>
+        <w:snapToGrid/>
+        <w:jc w:val="both"/>
+        <w:textAlignment w:val="auto"/>
+        <w:rPr>
+          <w:rFonts w:hint="eastAsia" w:ascii="宋体" w:hAnsi="宋体" w:eastAsia="宋体" w:cs="宋体"/>
+          <w:kern w:val="0"/>
+          <w:szCs w:val="21"/>
+          <w:lang w:val="en-US" w:eastAsia="zh-CN"/>
+        </w:rPr>
+      </w:pPr>
+      <w:r>
+        <w:rPr>
+          <w:rFonts w:hint="eastAsia" w:ascii="宋体" w:hAnsi="宋体" w:eastAsia="宋体" w:cs="宋体"/>
+          <w:kern w:val="0"/>
+          <w:szCs w:val="21"/>
+          <w:lang w:val="en-US" w:eastAsia="zh-CN"/>
+        </w:rPr>
+        <w:t xml:space="preserve">    {</w:t>
+      </w:r>
+    </w:p>
+    <w:p>
+      <w:pPr>
+        <w:keepNext w:val="0"/>
+        <w:keepLines w:val="0"/>
+        <w:pageBreakBefore w:val="0"/>
+        <w:kinsoku/>
+        <w:wordWrap/>
+        <w:overflowPunct/>
+        <w:topLinePunct w:val="0"/>
+        <w:autoSpaceDE/>
+        <w:autoSpaceDN/>
+        <w:bidi w:val="0"/>
+        <w:adjustRightInd/>
+        <w:snapToGrid/>
+        <w:jc w:val="both"/>
+        <w:textAlignment w:val="auto"/>
+        <w:rPr>
+          <w:rFonts w:hint="eastAsia" w:ascii="宋体" w:hAnsi="宋体" w:eastAsia="宋体" w:cs="宋体"/>
+          <w:kern w:val="0"/>
+          <w:szCs w:val="21"/>
+          <w:lang w:val="en-US" w:eastAsia="zh-CN"/>
+        </w:rPr>
+      </w:pPr>
+      <w:r>
+        <w:rPr>
+          <w:rFonts w:hint="eastAsia" w:ascii="宋体" w:hAnsi="宋体" w:eastAsia="宋体" w:cs="宋体"/>
+          <w:kern w:val="0"/>
+          <w:szCs w:val="21"/>
+          <w:lang w:val="en-US" w:eastAsia="zh-CN"/>
+        </w:rPr>
+        <w:t xml:space="preserve">        delayms(10);</w:t>
+      </w:r>
+      <w:r>
+        <w:rPr>
+          <w:rFonts w:hint="eastAsia" w:ascii="宋体" w:hAnsi="宋体" w:eastAsia="宋体" w:cs="宋体"/>
+          <w:kern w:val="0"/>
+          <w:szCs w:val="21"/>
+          <w:lang w:val="en-US" w:eastAsia="zh-CN"/>
+        </w:rPr>
+        <w:tab/>
+      </w:r>
+      <w:r>
+        <w:rPr>
+          <w:rFonts w:hint="eastAsia" w:ascii="宋体" w:hAnsi="宋体" w:eastAsia="宋体" w:cs="宋体"/>
+          <w:kern w:val="0"/>
+          <w:szCs w:val="21"/>
+          <w:lang w:val="en-US" w:eastAsia="zh-CN"/>
+        </w:rPr>
+        <w:tab/>
+      </w:r>
+      <w:r>
+        <w:rPr>
+          <w:rFonts w:hint="eastAsia" w:ascii="宋体" w:hAnsi="宋体" w:eastAsia="宋体" w:cs="宋体"/>
+          <w:kern w:val="0"/>
+          <w:szCs w:val="21"/>
+          <w:lang w:val="en-US" w:eastAsia="zh-CN"/>
+        </w:rPr>
+        <w:tab/>
+      </w:r>
+      <w:r>
+        <w:rPr>
+          <w:rFonts w:hint="eastAsia" w:ascii="宋体" w:hAnsi="宋体" w:eastAsia="宋体" w:cs="宋体"/>
+          <w:kern w:val="0"/>
+          <w:szCs w:val="21"/>
+          <w:lang w:val="en-US" w:eastAsia="zh-CN"/>
+        </w:rPr>
+        <w:t>//按下消抖</w:t>
+      </w:r>
+    </w:p>
+    <w:p>
+      <w:pPr>
+        <w:keepNext w:val="0"/>
+        <w:keepLines w:val="0"/>
+        <w:pageBreakBefore w:val="0"/>
+        <w:kinsoku/>
+        <w:wordWrap/>
+        <w:overflowPunct/>
+        <w:topLinePunct w:val="0"/>
+        <w:autoSpaceDE/>
+        <w:autoSpaceDN/>
+        <w:bidi w:val="0"/>
+        <w:adjustRightInd/>
+        <w:snapToGrid/>
+        <w:jc w:val="both"/>
+        <w:textAlignment w:val="auto"/>
+        <w:rPr>
+          <w:rFonts w:hint="eastAsia" w:ascii="宋体" w:hAnsi="宋体" w:eastAsia="宋体" w:cs="宋体"/>
+          <w:kern w:val="0"/>
+          <w:szCs w:val="21"/>
+          <w:lang w:val="en-US" w:eastAsia="zh-CN"/>
+        </w:rPr>
+      </w:pPr>
+      <w:r>
+        <w:rPr>
+          <w:rFonts w:hint="eastAsia" w:ascii="宋体" w:hAnsi="宋体" w:eastAsia="宋体" w:cs="宋体"/>
+          <w:kern w:val="0"/>
+          <w:szCs w:val="21"/>
+          <w:lang w:val="en-US" w:eastAsia="zh-CN"/>
+        </w:rPr>
+        <w:t xml:space="preserve">        while(KEY1 == 0);</w:t>
+      </w:r>
+    </w:p>
+    <w:p>
+      <w:pPr>
+        <w:keepNext w:val="0"/>
+        <w:keepLines w:val="0"/>
+        <w:pageBreakBefore w:val="0"/>
+        <w:kinsoku/>
+        <w:wordWrap/>
+        <w:overflowPunct/>
+        <w:topLinePunct w:val="0"/>
+        <w:autoSpaceDE/>
+        <w:autoSpaceDN/>
+        <w:bidi w:val="0"/>
+        <w:adjustRightInd/>
+        <w:snapToGrid/>
+        <w:jc w:val="both"/>
+        <w:textAlignment w:val="auto"/>
+        <w:rPr>
+          <w:rFonts w:hint="eastAsia" w:ascii="宋体" w:hAnsi="宋体" w:eastAsia="宋体" w:cs="宋体"/>
+          <w:kern w:val="0"/>
+          <w:szCs w:val="21"/>
+          <w:lang w:val="en-US" w:eastAsia="zh-CN"/>
+        </w:rPr>
+      </w:pPr>
+      <w:r>
+        <w:rPr>
+          <w:rFonts w:hint="eastAsia" w:ascii="宋体" w:hAnsi="宋体" w:eastAsia="宋体" w:cs="宋体"/>
+          <w:kern w:val="0"/>
+          <w:szCs w:val="21"/>
+          <w:lang w:val="en-US" w:eastAsia="zh-CN"/>
+        </w:rPr>
+        <w:t xml:space="preserve">        delayms(10);</w:t>
+      </w:r>
+      <w:r>
+        <w:rPr>
+          <w:rFonts w:hint="eastAsia" w:ascii="宋体" w:hAnsi="宋体" w:eastAsia="宋体" w:cs="宋体"/>
+          <w:kern w:val="0"/>
+          <w:szCs w:val="21"/>
+          <w:lang w:val="en-US" w:eastAsia="zh-CN"/>
+        </w:rPr>
+        <w:tab/>
+      </w:r>
+      <w:r>
+        <w:rPr>
+          <w:rFonts w:hint="eastAsia" w:ascii="宋体" w:hAnsi="宋体" w:eastAsia="宋体" w:cs="宋体"/>
+          <w:kern w:val="0"/>
+          <w:szCs w:val="21"/>
+          <w:lang w:val="en-US" w:eastAsia="zh-CN"/>
+        </w:rPr>
+        <w:tab/>
+      </w:r>
+      <w:r>
+        <w:rPr>
+          <w:rFonts w:hint="eastAsia" w:ascii="宋体" w:hAnsi="宋体" w:eastAsia="宋体" w:cs="宋体"/>
+          <w:kern w:val="0"/>
+          <w:szCs w:val="21"/>
+          <w:lang w:val="en-US" w:eastAsia="zh-CN"/>
+        </w:rPr>
+        <w:tab/>
+      </w:r>
+      <w:r>
+        <w:rPr>
+          <w:rFonts w:hint="eastAsia" w:ascii="宋体" w:hAnsi="宋体" w:eastAsia="宋体" w:cs="宋体"/>
+          <w:kern w:val="0"/>
+          <w:szCs w:val="21"/>
+          <w:lang w:val="en-US" w:eastAsia="zh-CN"/>
+        </w:rPr>
+        <w:t>//释放消抖</w:t>
+      </w:r>
+    </w:p>
+    <w:p>
+      <w:pPr>
+        <w:keepNext w:val="0"/>
+        <w:keepLines w:val="0"/>
+        <w:pageBreakBefore w:val="0"/>
+        <w:kinsoku/>
+        <w:wordWrap/>
+        <w:overflowPunct/>
+        <w:topLinePunct w:val="0"/>
+        <w:autoSpaceDE/>
+        <w:autoSpaceDN/>
+        <w:bidi w:val="0"/>
+        <w:adjustRightInd/>
+        <w:snapToGrid/>
+        <w:jc w:val="both"/>
+        <w:textAlignment w:val="auto"/>
+        <w:rPr>
+          <w:rFonts w:hint="eastAsia" w:ascii="宋体" w:hAnsi="宋体" w:eastAsia="宋体" w:cs="宋体"/>
+          <w:kern w:val="0"/>
+          <w:szCs w:val="21"/>
+          <w:lang w:val="en-US" w:eastAsia="zh-CN"/>
+        </w:rPr>
+      </w:pPr>
+      <w:r>
+        <w:rPr>
+          <w:rFonts w:hint="eastAsia" w:ascii="宋体" w:hAnsi="宋体" w:eastAsia="宋体" w:cs="宋体"/>
+          <w:kern w:val="0"/>
+          <w:szCs w:val="21"/>
+          <w:lang w:val="en-US" w:eastAsia="zh-CN"/>
+        </w:rPr>
+        <w:t xml:space="preserve">        stat</w:t>
+      </w:r>
+      <w:r>
+        <w:rPr>
+          <w:rFonts w:hint="eastAsia" w:ascii="宋体" w:hAnsi="宋体" w:cs="宋体"/>
+          <w:kern w:val="0"/>
+          <w:szCs w:val="21"/>
+          <w:lang w:val="en-US" w:eastAsia="zh-CN"/>
+        </w:rPr>
+        <w:t>e</w:t>
+      </w:r>
+      <w:r>
+        <w:rPr>
+          <w:rFonts w:hint="eastAsia" w:ascii="宋体" w:hAnsi="宋体" w:eastAsia="宋体" w:cs="宋体"/>
+          <w:kern w:val="0"/>
+          <w:szCs w:val="21"/>
+          <w:lang w:val="en-US" w:eastAsia="zh-CN"/>
+        </w:rPr>
+        <w:t xml:space="preserve"> = ~stat</w:t>
+      </w:r>
+      <w:r>
+        <w:rPr>
+          <w:rFonts w:hint="eastAsia" w:ascii="宋体" w:hAnsi="宋体" w:cs="宋体"/>
+          <w:kern w:val="0"/>
+          <w:szCs w:val="21"/>
+          <w:lang w:val="en-US" w:eastAsia="zh-CN"/>
+        </w:rPr>
+        <w:t>e</w:t>
+      </w:r>
+      <w:r>
+        <w:rPr>
+          <w:rFonts w:hint="eastAsia" w:ascii="宋体" w:hAnsi="宋体" w:eastAsia="宋体" w:cs="宋体"/>
+          <w:kern w:val="0"/>
+          <w:szCs w:val="21"/>
+          <w:lang w:val="en-US" w:eastAsia="zh-CN"/>
+        </w:rPr>
+        <w:t>;</w:t>
+      </w:r>
+      <w:r>
+        <w:rPr>
+          <w:rFonts w:hint="eastAsia" w:ascii="宋体" w:hAnsi="宋体" w:eastAsia="宋体" w:cs="宋体"/>
+          <w:kern w:val="0"/>
+          <w:szCs w:val="21"/>
+          <w:lang w:val="en-US" w:eastAsia="zh-CN"/>
+        </w:rPr>
+        <w:tab/>
+      </w:r>
+      <w:r>
+        <w:rPr>
+          <w:rFonts w:hint="eastAsia" w:ascii="宋体" w:hAnsi="宋体" w:eastAsia="宋体" w:cs="宋体"/>
+          <w:kern w:val="0"/>
+          <w:szCs w:val="21"/>
+          <w:lang w:val="en-US" w:eastAsia="zh-CN"/>
+        </w:rPr>
+        <w:t xml:space="preserve">    //改变状态</w:t>
+      </w:r>
+    </w:p>
+    <w:p>
+      <w:pPr>
+        <w:keepNext w:val="0"/>
+        <w:keepLines w:val="0"/>
+        <w:pageBreakBefore w:val="0"/>
+        <w:kinsoku/>
+        <w:wordWrap/>
+        <w:overflowPunct/>
+        <w:topLinePunct w:val="0"/>
+        <w:autoSpaceDE/>
+        <w:autoSpaceDN/>
+        <w:bidi w:val="0"/>
+        <w:adjustRightInd/>
+        <w:snapToGrid/>
+        <w:jc w:val="both"/>
+        <w:textAlignment w:val="auto"/>
+        <w:rPr>
+          <w:rFonts w:hint="eastAsia" w:ascii="宋体" w:hAnsi="宋体" w:eastAsia="宋体" w:cs="宋体"/>
+          <w:kern w:val="0"/>
+          <w:szCs w:val="21"/>
+          <w:lang w:val="en-US" w:eastAsia="zh-CN"/>
+        </w:rPr>
+      </w:pPr>
+      <w:r>
+        <w:rPr>
+          <w:rFonts w:hint="eastAsia" w:ascii="宋体" w:hAnsi="宋体" w:eastAsia="宋体" w:cs="宋体"/>
+          <w:kern w:val="0"/>
+          <w:szCs w:val="21"/>
+          <w:lang w:val="en-US" w:eastAsia="zh-CN"/>
+        </w:rPr>
+        <w:t xml:space="preserve">        led_proc(1,stat</w:t>
+      </w:r>
+      <w:r>
+        <w:rPr>
+          <w:rFonts w:hint="eastAsia" w:ascii="宋体" w:hAnsi="宋体" w:cs="宋体"/>
+          <w:kern w:val="0"/>
+          <w:szCs w:val="21"/>
+          <w:lang w:val="en-US" w:eastAsia="zh-CN"/>
+        </w:rPr>
+        <w:t>e</w:t>
+      </w:r>
+      <w:r>
+        <w:rPr>
+          <w:rFonts w:hint="eastAsia" w:ascii="宋体" w:hAnsi="宋体" w:eastAsia="宋体" w:cs="宋体"/>
+          <w:kern w:val="0"/>
+          <w:szCs w:val="21"/>
+          <w:lang w:val="en-US" w:eastAsia="zh-CN"/>
+        </w:rPr>
+        <w:t>);</w:t>
+      </w:r>
+    </w:p>
+    <w:p>
+      <w:pPr>
+        <w:keepNext w:val="0"/>
+        <w:keepLines w:val="0"/>
+        <w:pageBreakBefore w:val="0"/>
+        <w:kinsoku/>
+        <w:wordWrap/>
+        <w:overflowPunct/>
+        <w:topLinePunct w:val="0"/>
+        <w:autoSpaceDE/>
+        <w:autoSpaceDN/>
+        <w:bidi w:val="0"/>
+        <w:adjustRightInd/>
+        <w:snapToGrid/>
+        <w:jc w:val="both"/>
+        <w:textAlignment w:val="auto"/>
+        <w:rPr>
+          <w:rFonts w:hint="eastAsia" w:ascii="宋体" w:hAnsi="宋体" w:eastAsia="宋体" w:cs="宋体"/>
+          <w:kern w:val="0"/>
+          <w:szCs w:val="21"/>
+          <w:lang w:val="en-US" w:eastAsia="zh-CN"/>
+        </w:rPr>
+      </w:pPr>
+      <w:r>
+        <w:rPr>
+          <w:rFonts w:hint="eastAsia" w:ascii="宋体" w:hAnsi="宋体" w:eastAsia="宋体" w:cs="宋体"/>
+          <w:kern w:val="0"/>
+          <w:szCs w:val="21"/>
+          <w:lang w:val="en-US" w:eastAsia="zh-CN"/>
+        </w:rPr>
+        <w:t xml:space="preserve">    }</w:t>
+      </w:r>
+    </w:p>
+    <w:p>
+      <w:pPr>
+        <w:keepNext w:val="0"/>
+        <w:keepLines w:val="0"/>
+        <w:pageBreakBefore w:val="0"/>
+        <w:kinsoku/>
+        <w:wordWrap/>
+        <w:overflowPunct/>
+        <w:topLinePunct w:val="0"/>
+        <w:autoSpaceDE/>
+        <w:autoSpaceDN/>
+        <w:bidi w:val="0"/>
+        <w:adjustRightInd/>
+        <w:snapToGrid/>
+        <w:jc w:val="both"/>
+        <w:textAlignment w:val="auto"/>
+        <w:rPr>
+          <w:rFonts w:hint="eastAsia" w:ascii="宋体" w:hAnsi="宋体" w:eastAsia="宋体" w:cs="宋体"/>
+          <w:kern w:val="0"/>
+          <w:szCs w:val="21"/>
+          <w:lang w:val="en-US" w:eastAsia="zh-CN"/>
+        </w:rPr>
+      </w:pPr>
+      <w:r>
+        <w:rPr>
+          <w:rFonts w:hint="eastAsia" w:ascii="宋体" w:hAnsi="宋体" w:eastAsia="宋体" w:cs="宋体"/>
+          <w:kern w:val="0"/>
+          <w:szCs w:val="21"/>
+          <w:lang w:val="en-US" w:eastAsia="zh-CN"/>
+        </w:rPr>
+        <w:t xml:space="preserve">    //消除中断状态标志位</w:t>
+      </w:r>
+    </w:p>
+    <w:p>
+      <w:pPr>
+        <w:keepNext w:val="0"/>
+        <w:keepLines w:val="0"/>
+        <w:pageBreakBefore w:val="0"/>
+        <w:kinsoku/>
+        <w:wordWrap/>
+        <w:overflowPunct/>
+        <w:topLinePunct w:val="0"/>
+        <w:autoSpaceDE/>
+        <w:autoSpaceDN/>
+        <w:bidi w:val="0"/>
+        <w:adjustRightInd/>
+        <w:snapToGrid/>
+        <w:jc w:val="both"/>
+        <w:textAlignment w:val="auto"/>
+        <w:rPr>
+          <w:rFonts w:hint="eastAsia" w:ascii="宋体" w:hAnsi="宋体" w:eastAsia="宋体" w:cs="宋体"/>
+          <w:kern w:val="0"/>
+          <w:szCs w:val="21"/>
+          <w:lang w:val="en-US" w:eastAsia="zh-CN"/>
+        </w:rPr>
+      </w:pPr>
+      <w:r>
+        <w:rPr>
+          <w:rFonts w:hint="eastAsia" w:ascii="宋体" w:hAnsi="宋体" w:eastAsia="宋体" w:cs="宋体"/>
+          <w:kern w:val="0"/>
+          <w:szCs w:val="21"/>
+          <w:lang w:val="en-US" w:eastAsia="zh-CN"/>
+        </w:rPr>
+        <w:t xml:space="preserve">    P0IFG = 0;</w:t>
+      </w:r>
+    </w:p>
+    <w:p>
+      <w:pPr>
+        <w:keepNext w:val="0"/>
+        <w:keepLines w:val="0"/>
+        <w:pageBreakBefore w:val="0"/>
+        <w:kinsoku/>
+        <w:wordWrap/>
+        <w:overflowPunct/>
+        <w:topLinePunct w:val="0"/>
+        <w:autoSpaceDE/>
+        <w:autoSpaceDN/>
+        <w:bidi w:val="0"/>
+        <w:adjustRightInd/>
+        <w:snapToGrid/>
+        <w:jc w:val="both"/>
+        <w:textAlignment w:val="auto"/>
+        <w:rPr>
+          <w:rFonts w:hint="eastAsia" w:ascii="宋体" w:hAnsi="宋体" w:eastAsia="宋体" w:cs="宋体"/>
+          <w:kern w:val="0"/>
+          <w:szCs w:val="21"/>
+          <w:lang w:val="en-US" w:eastAsia="zh-CN"/>
+        </w:rPr>
+      </w:pPr>
+      <w:r>
+        <w:rPr>
+          <w:rFonts w:hint="eastAsia" w:ascii="宋体" w:hAnsi="宋体" w:eastAsia="宋体" w:cs="宋体"/>
+          <w:kern w:val="0"/>
+          <w:szCs w:val="21"/>
+          <w:lang w:val="en-US" w:eastAsia="zh-CN"/>
+        </w:rPr>
+        <w:t xml:space="preserve">    P0IF = 0;</w:t>
+      </w:r>
+    </w:p>
+    <w:p>
+      <w:pPr>
+        <w:keepNext w:val="0"/>
+        <w:keepLines w:val="0"/>
+        <w:pageBreakBefore w:val="0"/>
+        <w:kinsoku/>
+        <w:wordWrap/>
+        <w:overflowPunct/>
+        <w:topLinePunct w:val="0"/>
+        <w:autoSpaceDE/>
+        <w:autoSpaceDN/>
+        <w:bidi w:val="0"/>
+        <w:adjustRightInd/>
+        <w:snapToGrid/>
+        <w:jc w:val="both"/>
+        <w:textAlignment w:val="auto"/>
+        <w:rPr>
+          <w:rFonts w:hint="eastAsia" w:ascii="宋体" w:hAnsi="宋体" w:eastAsia="宋体" w:cs="宋体"/>
+          <w:kern w:val="0"/>
+          <w:szCs w:val="21"/>
+          <w:lang w:val="en-US" w:eastAsia="zh-CN"/>
+        </w:rPr>
+      </w:pPr>
+      <w:r>
+        <w:rPr>
+          <w:rFonts w:hint="eastAsia" w:ascii="宋体" w:hAnsi="宋体" w:eastAsia="宋体" w:cs="宋体"/>
+          <w:kern w:val="0"/>
+          <w:szCs w:val="21"/>
+          <w:lang w:val="en-US" w:eastAsia="zh-CN"/>
+        </w:rPr>
+        <w:t>}</w:t>
+      </w:r>
+    </w:p>
+    <w:p>
+      <w:pPr>
+        <w:keepNext w:val="0"/>
+        <w:keepLines w:val="0"/>
+        <w:pageBreakBefore w:val="0"/>
+        <w:kinsoku/>
+        <w:wordWrap/>
+        <w:overflowPunct/>
+        <w:topLinePunct w:val="0"/>
+        <w:autoSpaceDE/>
+        <w:autoSpaceDN/>
+        <w:bidi w:val="0"/>
+        <w:adjustRightInd/>
+        <w:snapToGrid/>
+        <w:jc w:val="center"/>
+        <w:textAlignment w:val="auto"/>
+        <w:rPr>
+          <w:rFonts w:hint="eastAsia" w:ascii="宋体" w:hAnsi="宋体" w:eastAsia="宋体" w:cs="宋体"/>
+        </w:rPr>
+      </w:pPr>
     </w:p>
     <w:p>
       <w:pPr>
